--- a/Отчёт.docx
+++ b/Отчёт.docx
@@ -6,7 +6,6 @@
       <w:pPr>
         <w:spacing w:after="0" w:line="360" w:lineRule="auto"/>
         <w:ind w:left="708" w:firstLine="708"/>
-        <w:jc w:val="center"/>
         <w:rPr>
           <w:rFonts w:ascii="Times New Roman" w:eastAsia="Times New Roman" w:hAnsi="Times New Roman" w:cs="Times New Roman"/>
           <w:b/>
@@ -1132,6 +1131,7 @@
       <w:r>
         <w:rPr>
           <w:rFonts w:ascii="Times New Roman" w:hAnsi="Times New Roman" w:cs="Times New Roman"/>
+          <w:noProof/>
           <w:sz w:val="28"/>
           <w:szCs w:val="28"/>
         </w:rPr>
@@ -1241,6 +1241,7 @@
       <w:r>
         <w:rPr>
           <w:rFonts w:ascii="Times New Roman" w:hAnsi="Times New Roman" w:cs="Times New Roman"/>
+          <w:noProof/>
           <w:sz w:val="28"/>
           <w:szCs w:val="28"/>
         </w:rPr>
@@ -1425,6 +1426,7 @@
       <w:r>
         <w:rPr>
           <w:rFonts w:ascii="Times New Roman" w:hAnsi="Times New Roman" w:cs="Times New Roman"/>
+          <w:noProof/>
           <w:sz w:val="28"/>
           <w:szCs w:val="28"/>
         </w:rPr>
@@ -1523,6 +1525,7 @@
       <w:r>
         <w:rPr>
           <w:rFonts w:ascii="Times New Roman" w:hAnsi="Times New Roman" w:cs="Times New Roman"/>
+          <w:noProof/>
           <w:sz w:val="28"/>
           <w:szCs w:val="28"/>
         </w:rPr>

--- a/Отчёт.docx
+++ b/Отчёт.docx
@@ -320,7 +320,7 @@
           <w:lang w:eastAsia="ru-RU"/>
           <w14:ligatures w14:val="none"/>
         </w:rPr>
-        <w:t>по лабораторной работе №1</w:t>
+        <w:t>по лабораторной работе №</w:t>
       </w:r>
     </w:p>
     <w:p>
